--- a/applications/fleetio-senior-lifecycle-marketing-manager/cover-letter.docx
+++ b/applications/fleetio-senior-lifecycle-marketing-manager/cover-letter.docx
@@ -120,7 +120,7 @@
           <w:b w:val="0"/>
           <w:color w:val="1A1A1A"/>
         </w:rPr>
-        <w:t>I work in Salesforce today. My Marketo time was an evaluation rather than ongoing administration, so I'd ramp on your instance, and the journey logic carries over directly from the platforms I've built in. I'd welcome a conversation.</w:t>
+        <w:t>I've worked in Salesforce at three companies. My Marketo time was an evaluation rather than ongoing administration, so I'd ramp on your instance, and the journey logic carries over directly from the platforms I've built in. I'd welcome a conversation.</w:t>
       </w:r>
     </w:p>
     <w:p>
